--- a/1_Spotify_Data_Governance/versions_docx_ppt/2_Organigramme_Roles_et_Responsabilites.docx
+++ b/1_Spotify_Data_Governance/versions_docx_ppt/2_Organigramme_Roles_et_Responsabilites.docx
@@ -216,7 +216,7 @@
                 <w:sz w:val="17"/>
                 <w:szCs w:val="17"/>
               </w:rPr>
-              <w:t xml:space="preserve">  conformité RGPD, CCPA, PCI-DSS</w:t>
+              <w:t xml:space="preserve">  conformité RGPD, CCPA</w:t>
             </w:r>
           </w:p>
           <w:p>
